--- a/后台管理说明.docx
+++ b/后台管理说明.docx
@@ -23,6 +23,9 @@
           <w:ilvl w:val="0"/>
           <w:numId w:val="1"/>
         </w:numPr>
+        <w:rPr>
+          <w:rFonts w:hint="eastAsia"/>
+        </w:rPr>
       </w:pPr>
       <w:r>
         <w:rPr>
@@ -30,19 +33,47 @@
         </w:rPr>
         <w:t>每个装了app的手机对应一个</w:t>
       </w:r>
-      <w:proofErr w:type="spellStart"/>
-      <w:r>
-        <w:rPr>
-          <w:rFonts w:hint="eastAsia"/>
-        </w:rPr>
-        <w:t>deviceId</w:t>
-      </w:r>
-      <w:proofErr w:type="spellEnd"/>
-      <w:r>
-        <w:rPr>
-          <w:rFonts w:hint="eastAsia"/>
-        </w:rPr>
-        <w:t>，需要在对应的客户建立虚拟的设备。</w:t>
+      <w:r>
+        <w:rPr>
+          <w:rFonts w:hint="eastAsia"/>
+        </w:rPr>
+        <w:t>设备</w:t>
+      </w:r>
+      <w:r>
+        <w:rPr>
+          <w:rFonts w:hint="eastAsia"/>
+        </w:rPr>
+        <w:t>，</w:t>
+      </w:r>
+      <w:r>
+        <w:rPr>
+          <w:rFonts w:hint="eastAsia"/>
+        </w:rPr>
+        <w:t>因此</w:t>
+      </w:r>
+      <w:r>
+        <w:rPr>
+          <w:rFonts w:hint="eastAsia"/>
+        </w:rPr>
+        <w:t>需要在对应的客户建立虚拟的设备</w:t>
+      </w:r>
+      <w:r>
+        <w:rPr>
+          <w:rFonts w:hint="eastAsia"/>
+        </w:rPr>
+        <w:t>，</w:t>
+      </w:r>
+      <w:r>
+        <w:rPr>
+          <w:rFonts w:hint="eastAsia"/>
+        </w:rPr>
+        <w:t>deviceId可以用户的手机号码</w:t>
+      </w:r>
+      <w:r>
+        <w:rPr>
+          <w:rFonts w:hint="eastAsia"/>
+        </w:rPr>
+        <w:t>。</w:t>
       </w:r>
     </w:p>
     <w:p>
@@ -52,12 +83,33 @@
           <w:ilvl w:val="0"/>
           <w:numId w:val="1"/>
         </w:numPr>
-      </w:pPr>
-      <w:r>
-        <w:rPr>
-          <w:rFonts w:hint="eastAsia"/>
-        </w:rPr>
-        <w:t>商品管理里面需要创建对应价格的商品。通过价格对应到充值卡时长。</w:t>
+        <w:rPr>
+          <w:rFonts w:hint="eastAsia"/>
+        </w:rPr>
+      </w:pPr>
+      <w:r>
+        <w:rPr>
+          <w:rFonts w:hint="eastAsia"/>
+        </w:rPr>
+        <w:t>不再需要商品管理，资费和投币的资费一样</w:t>
+      </w:r>
+      <w:r>
+        <w:rPr>
+          <w:rFonts w:hint="eastAsia"/>
+        </w:rPr>
+        <w:t>,</w:t>
+      </w:r>
+      <w:r>
+        <w:rPr>
+          <w:rFonts w:hint="eastAsia"/>
+        </w:rPr>
+        <w:t>在基本参数的WiFiFee,WiFi</w:t>
+      </w:r>
+      <w:r>
+        <w:rPr>
+          <w:rFonts w:hint="eastAsia"/>
+        </w:rPr>
+        <w:t>Time配置。</w:t>
       </w:r>
     </w:p>
     <w:p>
@@ -70,13 +122,58 @@
       </w:pPr>
       <w:r>
         <w:rPr>
+          <w:rFonts w:hint="eastAsia"/>
+        </w:rPr>
+        <w:t>如果收款金额没有匹配上WiFiFee定义的金额，会根据最接近的金额和对应时长，按比例计算最终上网时长。</w:t>
+      </w:r>
+    </w:p>
+    <w:p>
+      <w:pPr>
+        <w:pStyle w:val="a9"/>
+        <w:numPr>
+          <w:ilvl w:val="0"/>
+          <w:numId w:val="1"/>
+        </w:numPr>
+      </w:pPr>
+      <w:r>
+        <w:rPr>
+          <w:rFonts w:hint="eastAsia"/>
+        </w:rPr>
+        <w:t>新建一个菜单，交易模式管理。</w:t>
+      </w:r>
+    </w:p>
+    <w:p>
+      <w:pPr>
+        <w:pStyle w:val="a9"/>
+        <w:ind w:left="360"/>
+        <w:rPr>
+          <w:rFonts w:hint="eastAsia"/>
+        </w:rPr>
+      </w:pPr>
+      <w:r>
+        <w:rPr>
+          <w:rFonts w:hint="eastAsia"/>
+        </w:rPr>
+        <w:t>不同收款平台的短信或APP通知的交易信息格式不同，需要通过特定规则从众多信息中判断是否是交易信息，并解析出交易信息的收款金额、交易单号，并从交易单号中拼出充值卡号。一个平台来源的短信和APP消息通知规则均不同，所以用不同交易模式来定义，并传送到手机APP，让APP根据模式包含的规则来执行操作。</w:t>
+      </w:r>
+    </w:p>
+    <w:p>
+      <w:pPr>
+        <w:pStyle w:val="a9"/>
+        <w:ind w:left="360"/>
+        <w:rPr>
+          <w:rFonts w:hint="eastAsia"/>
+        </w:rPr>
+      </w:pPr>
+      <w:r>
+        <w:rPr>
           <w:noProof/>
         </w:rPr>
         <w:drawing>
-          <wp:inline distT="0" distB="0" distL="0" distR="0" wp14:anchorId="54BE1953" wp14:editId="0E584151">
-            <wp:extent cx="5274310" cy="1449705"/>
+          <wp:inline distT="0" distB="0" distL="0" distR="0" wp14:anchorId="781B1BFC" wp14:editId="3D5DF05D">
+            <wp:extent cx="5274310" cy="1010920"/>
             <wp:effectExtent l="0" t="0" r="2540" b="0"/>
-            <wp:docPr id="315112193" name="图片 1"/>
+            <wp:docPr id="1276427185" name="图片 1"/>
             <wp:cNvGraphicFramePr>
               <a:graphicFrameLocks xmlns:a="http://schemas.openxmlformats.org/drawingml/2006/main" noChangeAspect="1"/>
             </wp:cNvGraphicFramePr>
@@ -84,7 +181,7 @@
               <a:graphicData uri="http://schemas.openxmlformats.org/drawingml/2006/picture">
                 <pic:pic xmlns:pic="http://schemas.openxmlformats.org/drawingml/2006/picture">
                   <pic:nvPicPr>
-                    <pic:cNvPr id="315112193" name=""/>
+                    <pic:cNvPr id="1276427185" name=""/>
                     <pic:cNvPicPr/>
                   </pic:nvPicPr>
                   <pic:blipFill>
@@ -96,7 +193,7 @@
                   <pic:spPr>
                     <a:xfrm>
                       <a:off x="0" y="0"/>
-                      <a:ext cx="5274310" cy="1449705"/>
+                      <a:ext cx="5274310" cy="1010920"/>
                     </a:xfrm>
                     <a:prstGeom prst="rect">
                       <a:avLst/>
@@ -116,6 +213,9 @@
           <w:ilvl w:val="0"/>
           <w:numId w:val="1"/>
         </w:numPr>
+        <w:rPr>
+          <w:rFonts w:hint="eastAsia"/>
+        </w:rPr>
       </w:pPr>
       <w:r>
         <w:rPr>
@@ -180,26 +280,15 @@
           <w:ilvl w:val="0"/>
           <w:numId w:val="1"/>
         </w:numPr>
-      </w:pPr>
-      <w:r>
-        <w:rPr>
-          <w:rFonts w:hint="eastAsia"/>
-        </w:rPr>
-        <w:t>在</w:t>
-      </w:r>
-      <w:proofErr w:type="spellStart"/>
-      <w:r>
-        <w:rPr>
-          <w:rFonts w:hint="eastAsia"/>
-        </w:rPr>
-        <w:t>WiFi</w:t>
-      </w:r>
-      <w:proofErr w:type="spellEnd"/>
-      <w:r>
-        <w:rPr>
-          <w:rFonts w:hint="eastAsia"/>
-        </w:rPr>
-        <w:t>充值卡菜单可以看到新增加的充值卡</w:t>
+        <w:rPr>
+          <w:rFonts w:hint="eastAsia"/>
+        </w:rPr>
+      </w:pPr>
+      <w:r>
+        <w:rPr>
+          <w:rFonts w:hint="eastAsia"/>
+        </w:rPr>
+        <w:t>在WiFi充值卡菜单可以看到新增加的充值卡</w:t>
       </w:r>
     </w:p>
     <w:p>
